--- a/docs/factsheets/f-commonderivatives.docx
+++ b/docs/factsheets/f-commonderivatives.docx
@@ -4251,7 +4251,7 @@
         <w:t xml:space="preserve"> </w:t>
       </w:r>
       <w:r>
-        <w:t xml:space="preserve">and [Proof sheet: Derivatives of other common functions].</w:t>
+        <w:t xml:space="preserve">and [Proof: Derivatives of other common functions].</w:t>
       </w:r>
     </w:p>
     <w:bookmarkStart w:id="27" w:name="version-history"/>

--- a/docs/factsheets/f-commonderivatives.docx
+++ b/docs/factsheets/f-commonderivatives.docx
@@ -65,7 +65,7 @@
         <w:t xml:space="preserve">are real numbers.</w:t>
       </w:r>
     </w:p>
-    <w:bookmarkStart w:id="20" w:name="X64d6d99089b54a7fbfd18530c58489a35fb8d47"/>
+    <w:bookmarkStart w:id="9" w:name="X64d6d99089b54a7fbfd18530c58489a35fb8d47"/>
     <w:p>
       <w:pPr>
         <w:pStyle w:val="Heading2"/>
@@ -183,8 +183,8 @@
               </m:r>
               <m:r>
                 <m:rPr>
-                  <m:sty m:val="p"/>
                   <m:scr m:val="double-struck"/>
+                  <m:sty m:val="p"/>
                 </m:rPr>
                 <m:t>R</m:t>
               </m:r>
@@ -261,8 +261,8 @@
               </m:r>
               <m:r>
                 <m:rPr>
-                  <m:sty m:val="p"/>
                   <m:scr m:val="double-struck"/>
+                  <m:sty m:val="p"/>
                 </m:rPr>
                 <m:t>R</m:t>
               </m:r>
@@ -348,8 +348,8 @@
               </m:r>
               <m:r>
                 <m:rPr>
-                  <m:sty m:val="p"/>
                   <m:scr m:val="double-struck"/>
+                  <m:sty m:val="p"/>
                 </m:rPr>
                 <m:t>R</m:t>
               </m:r>
@@ -464,22 +464,24 @@
                 </m:rPr>
                 <m:t>ln</m:t>
               </m:r>
-              <m:d>
-                <m:dPr>
-                  <m:begChr m:val="("/>
-                  <m:sepChr m:val=""/>
-                  <m:endChr m:val=")"/>
-                  <m:grow/>
-                </m:dPr>
-                <m:e>
-                  <m:r>
-                    <m:t>k</m:t>
-                  </m:r>
-                  <m:r>
-                    <m:t>x</m:t>
-                  </m:r>
-                </m:e>
-              </m:d>
+              <m:r>
+                <m:rPr>
+                  <m:sty m:val="p"/>
+                </m:rPr>
+                <m:t>(</m:t>
+              </m:r>
+              <m:r>
+                <m:t>k</m:t>
+              </m:r>
+              <m:r>
+                <m:t>x</m:t>
+              </m:r>
+              <m:r>
+                <m:rPr>
+                  <m:sty m:val="p"/>
+                </m:rPr>
+                <m:t>)</m:t>
+              </m:r>
             </m:oMath>
           </w:p>
         </w:tc>
@@ -583,30 +585,12 @@
                 </m:rPr>
                 <m:t>ln</m:t>
               </m:r>
-              <m:d>
-                <m:dPr>
-                  <m:begChr m:val="("/>
-                  <m:sepChr m:val=""/>
-                  <m:endChr m:val=")"/>
-                  <m:grow/>
-                </m:dPr>
-                <m:e>
-                  <m:r>
-                    <m:t>c</m:t>
-                  </m:r>
-                </m:e>
-              </m:d>
-            </m:oMath>
-          </w:p>
-        </w:tc>
-        <w:tc>
-          <w:tcPr/>
-          <w:p>
-            <w:pPr>
-              <w:pStyle w:val="Compact"/>
-              <w:jc w:val="center"/>
-            </w:pPr>
-            <m:oMath>
+              <m:r>
+                <m:rPr>
+                  <m:sty m:val="p"/>
+                </m:rPr>
+                <m:t>(</m:t>
+              </m:r>
               <m:r>
                 <m:t>c</m:t>
               </m:r>
@@ -614,12 +598,32 @@
                 <m:rPr>
                   <m:sty m:val="p"/>
                 </m:rPr>
+                <m:t>)</m:t>
+              </m:r>
+            </m:oMath>
+          </w:p>
+        </w:tc>
+        <w:tc>
+          <w:tcPr/>
+          <w:p>
+            <w:pPr>
+              <w:pStyle w:val="Compact"/>
+              <w:jc w:val="center"/>
+            </w:pPr>
+            <m:oMath>
+              <m:r>
+                <m:t>c</m:t>
+              </m:r>
+              <m:r>
+                <m:rPr>
+                  <m:sty m:val="p"/>
+                </m:rPr>
                 <m:t>∈</m:t>
               </m:r>
               <m:r>
                 <m:rPr>
-                  <m:sty m:val="p"/>
                   <m:scr m:val="double-struck"/>
+                  <m:sty m:val="p"/>
                 </m:rPr>
                 <m:t>R</m:t>
               </m:r>
@@ -678,22 +682,24 @@
                   </m:r>
                 </m:sub>
               </m:sSub>
-              <m:d>
-                <m:dPr>
-                  <m:begChr m:val="("/>
-                  <m:sepChr m:val=""/>
-                  <m:endChr m:val=")"/>
-                  <m:grow/>
-                </m:dPr>
-                <m:e>
-                  <m:r>
-                    <m:t>k</m:t>
-                  </m:r>
-                  <m:r>
-                    <m:t>x</m:t>
-                  </m:r>
-                </m:e>
-              </m:d>
+              <m:r>
+                <m:rPr>
+                  <m:sty m:val="p"/>
+                </m:rPr>
+                <m:t>(</m:t>
+              </m:r>
+              <m:r>
+                <m:t>k</m:t>
+              </m:r>
+              <m:r>
+                <m:t>x</m:t>
+              </m:r>
+              <m:r>
+                <m:rPr>
+                  <m:sty m:val="p"/>
+                </m:rPr>
+                <m:t>)</m:t>
+              </m:r>
             </m:oMath>
           </w:p>
         </w:tc>
@@ -724,19 +730,21 @@
                     </m:rPr>
                     <m:t>ln</m:t>
                   </m:r>
-                  <m:d>
-                    <m:dPr>
-                      <m:begChr m:val="("/>
-                      <m:sepChr m:val=""/>
-                      <m:endChr m:val=")"/>
-                      <m:grow/>
-                    </m:dPr>
-                    <m:e>
-                      <m:r>
-                        <m:t>c</m:t>
-                      </m:r>
-                    </m:e>
-                  </m:d>
+                  <m:r>
+                    <m:rPr>
+                      <m:sty m:val="p"/>
+                    </m:rPr>
+                    <m:t>(</m:t>
+                  </m:r>
+                  <m:r>
+                    <m:t>c</m:t>
+                  </m:r>
+                  <m:r>
+                    <m:rPr>
+                      <m:sty m:val="p"/>
+                    </m:rPr>
+                    <m:t>)</m:t>
+                  </m:r>
                 </m:den>
               </m:f>
             </m:oMath>
@@ -761,8 +769,8 @@
               </m:r>
               <m:r>
                 <m:rPr>
-                  <m:sty m:val="p"/>
                   <m:scr m:val="double-struck"/>
+                  <m:sty m:val="p"/>
                 </m:rPr>
                 <m:t>R</m:t>
               </m:r>
@@ -795,8 +803,8 @@
         </w:tc>
       </w:tr>
     </w:tbl>
-    <w:bookmarkEnd w:id="20"/>
-    <w:bookmarkStart w:id="21" w:name="derivatives-of-trigonometric-functions"/>
+    <w:bookmarkEnd w:id="9"/>
+    <w:bookmarkStart w:id="10" w:name="derivatives-of-trigonometric-functions"/>
     <w:p>
       <w:pPr>
         <w:pStyle w:val="Heading2"/>
@@ -870,22 +878,24 @@
                 </m:rPr>
                 <m:t>sin</m:t>
               </m:r>
-              <m:d>
-                <m:dPr>
-                  <m:begChr m:val="("/>
-                  <m:sepChr m:val=""/>
-                  <m:endChr m:val=")"/>
-                  <m:grow/>
-                </m:dPr>
-                <m:e>
-                  <m:r>
-                    <m:t>k</m:t>
-                  </m:r>
-                  <m:r>
-                    <m:t>x</m:t>
-                  </m:r>
-                </m:e>
-              </m:d>
+              <m:r>
+                <m:rPr>
+                  <m:sty m:val="p"/>
+                </m:rPr>
+                <m:t>(</m:t>
+              </m:r>
+              <m:r>
+                <m:t>k</m:t>
+              </m:r>
+              <m:r>
+                <m:t>x</m:t>
+              </m:r>
+              <m:r>
+                <m:rPr>
+                  <m:sty m:val="p"/>
+                </m:rPr>
+                <m:t>)</m:t>
+              </m:r>
             </m:oMath>
           </w:p>
         </w:tc>
@@ -909,22 +919,24 @@
                 </m:rPr>
                 <m:t>cos</m:t>
               </m:r>
-              <m:d>
-                <m:dPr>
-                  <m:begChr m:val="("/>
-                  <m:sepChr m:val=""/>
-                  <m:endChr m:val=")"/>
-                  <m:grow/>
-                </m:dPr>
-                <m:e>
-                  <m:r>
-                    <m:t>k</m:t>
-                  </m:r>
-                  <m:r>
-                    <m:t>x</m:t>
-                  </m:r>
-                </m:e>
-              </m:d>
+              <m:r>
+                <m:rPr>
+                  <m:sty m:val="p"/>
+                </m:rPr>
+                <m:t>(</m:t>
+              </m:r>
+              <m:r>
+                <m:t>k</m:t>
+              </m:r>
+              <m:r>
+                <m:t>x</m:t>
+              </m:r>
+              <m:r>
+                <m:rPr>
+                  <m:sty m:val="p"/>
+                </m:rPr>
+                <m:t>)</m:t>
+              </m:r>
             </m:oMath>
           </w:p>
         </w:tc>
@@ -947,22 +959,24 @@
                 </m:rPr>
                 <m:t>cos</m:t>
               </m:r>
-              <m:d>
-                <m:dPr>
-                  <m:begChr m:val="("/>
-                  <m:sepChr m:val=""/>
-                  <m:endChr m:val=")"/>
-                  <m:grow/>
-                </m:dPr>
-                <m:e>
-                  <m:r>
-                    <m:t>k</m:t>
-                  </m:r>
-                  <m:r>
-                    <m:t>x</m:t>
-                  </m:r>
-                </m:e>
-              </m:d>
+              <m:r>
+                <m:rPr>
+                  <m:sty m:val="p"/>
+                </m:rPr>
+                <m:t>(</m:t>
+              </m:r>
+              <m:r>
+                <m:t>k</m:t>
+              </m:r>
+              <m:r>
+                <m:t>x</m:t>
+              </m:r>
+              <m:r>
+                <m:rPr>
+                  <m:sty m:val="p"/>
+                </m:rPr>
+                <m:t>)</m:t>
+              </m:r>
             </m:oMath>
           </w:p>
         </w:tc>
@@ -992,22 +1006,24 @@
                 </m:rPr>
                 <m:t>sin</m:t>
               </m:r>
-              <m:d>
-                <m:dPr>
-                  <m:begChr m:val="("/>
-                  <m:sepChr m:val=""/>
-                  <m:endChr m:val=")"/>
-                  <m:grow/>
-                </m:dPr>
-                <m:e>
-                  <m:r>
-                    <m:t>k</m:t>
-                  </m:r>
-                  <m:r>
-                    <m:t>x</m:t>
-                  </m:r>
-                </m:e>
-              </m:d>
+              <m:r>
+                <m:rPr>
+                  <m:sty m:val="p"/>
+                </m:rPr>
+                <m:t>(</m:t>
+              </m:r>
+              <m:r>
+                <m:t>k</m:t>
+              </m:r>
+              <m:r>
+                <m:t>x</m:t>
+              </m:r>
+              <m:r>
+                <m:rPr>
+                  <m:sty m:val="p"/>
+                </m:rPr>
+                <m:t>)</m:t>
+              </m:r>
             </m:oMath>
           </w:p>
         </w:tc>
@@ -1030,22 +1046,24 @@
                 </m:rPr>
                 <m:t>tan</m:t>
               </m:r>
-              <m:d>
-                <m:dPr>
-                  <m:begChr m:val="("/>
-                  <m:sepChr m:val=""/>
-                  <m:endChr m:val=")"/>
-                  <m:grow/>
-                </m:dPr>
-                <m:e>
-                  <m:r>
-                    <m:t>k</m:t>
-                  </m:r>
-                  <m:r>
-                    <m:t>x</m:t>
-                  </m:r>
-                </m:e>
-              </m:d>
+              <m:r>
+                <m:rPr>
+                  <m:sty m:val="p"/>
+                </m:rPr>
+                <m:t>(</m:t>
+              </m:r>
+              <m:r>
+                <m:t>k</m:t>
+              </m:r>
+              <m:r>
+                <m:t>x</m:t>
+              </m:r>
+              <m:r>
+                <m:rPr>
+                  <m:sty m:val="p"/>
+                </m:rPr>
+                <m:t>)</m:t>
+              </m:r>
             </m:oMath>
           </w:p>
         </w:tc>
@@ -1078,22 +1096,24 @@
                   </m:r>
                 </m:sup>
               </m:sSup>
-              <m:d>
-                <m:dPr>
-                  <m:begChr m:val="("/>
-                  <m:sepChr m:val=""/>
-                  <m:endChr m:val=")"/>
-                  <m:grow/>
-                </m:dPr>
-                <m:e>
-                  <m:r>
-                    <m:t>k</m:t>
-                  </m:r>
-                  <m:r>
-                    <m:t>x</m:t>
-                  </m:r>
-                </m:e>
-              </m:d>
+              <m:r>
+                <m:rPr>
+                  <m:sty m:val="p"/>
+                </m:rPr>
+                <m:t>(</m:t>
+              </m:r>
+              <m:r>
+                <m:t>k</m:t>
+              </m:r>
+              <m:r>
+                <m:t>x</m:t>
+              </m:r>
+              <m:r>
+                <m:rPr>
+                  <m:sty m:val="p"/>
+                </m:rPr>
+                <m:t>)</m:t>
+              </m:r>
             </m:oMath>
           </w:p>
         </w:tc>
@@ -1116,22 +1136,24 @@
                 </m:rPr>
                 <m:t>cot</m:t>
               </m:r>
-              <m:d>
-                <m:dPr>
-                  <m:begChr m:val="("/>
-                  <m:sepChr m:val=""/>
-                  <m:endChr m:val=")"/>
-                  <m:grow/>
-                </m:dPr>
-                <m:e>
-                  <m:r>
-                    <m:t>k</m:t>
-                  </m:r>
-                  <m:r>
-                    <m:t>x</m:t>
-                  </m:r>
-                </m:e>
-              </m:d>
+              <m:r>
+                <m:rPr>
+                  <m:sty m:val="p"/>
+                </m:rPr>
+                <m:t>(</m:t>
+              </m:r>
+              <m:r>
+                <m:t>k</m:t>
+              </m:r>
+              <m:r>
+                <m:t>x</m:t>
+              </m:r>
+              <m:r>
+                <m:rPr>
+                  <m:sty m:val="p"/>
+                </m:rPr>
+                <m:t>)</m:t>
+              </m:r>
             </m:oMath>
           </w:p>
         </w:tc>
@@ -1170,22 +1192,24 @@
                   </m:r>
                 </m:sup>
               </m:sSup>
-              <m:d>
-                <m:dPr>
-                  <m:begChr m:val="("/>
-                  <m:sepChr m:val=""/>
-                  <m:endChr m:val=")"/>
-                  <m:grow/>
-                </m:dPr>
-                <m:e>
-                  <m:r>
-                    <m:t>k</m:t>
-                  </m:r>
-                  <m:r>
-                    <m:t>x</m:t>
-                  </m:r>
-                </m:e>
-              </m:d>
+              <m:r>
+                <m:rPr>
+                  <m:sty m:val="p"/>
+                </m:rPr>
+                <m:t>(</m:t>
+              </m:r>
+              <m:r>
+                <m:t>k</m:t>
+              </m:r>
+              <m:r>
+                <m:t>x</m:t>
+              </m:r>
+              <m:r>
+                <m:rPr>
+                  <m:sty m:val="p"/>
+                </m:rPr>
+                <m:t>)</m:t>
+              </m:r>
             </m:oMath>
           </w:p>
         </w:tc>
@@ -1208,22 +1232,24 @@
                 </m:rPr>
                 <m:t>sec</m:t>
               </m:r>
-              <m:d>
-                <m:dPr>
-                  <m:begChr m:val="("/>
-                  <m:sepChr m:val=""/>
-                  <m:endChr m:val=")"/>
-                  <m:grow/>
-                </m:dPr>
-                <m:e>
-                  <m:r>
-                    <m:t>k</m:t>
-                  </m:r>
-                  <m:r>
-                    <m:t>x</m:t>
-                  </m:r>
-                </m:e>
-              </m:d>
+              <m:r>
+                <m:rPr>
+                  <m:sty m:val="p"/>
+                </m:rPr>
+                <m:t>(</m:t>
+              </m:r>
+              <m:r>
+                <m:t>k</m:t>
+              </m:r>
+              <m:r>
+                <m:t>x</m:t>
+              </m:r>
+              <m:r>
+                <m:rPr>
+                  <m:sty m:val="p"/>
+                </m:rPr>
+                <m:t>)</m:t>
+              </m:r>
             </m:oMath>
           </w:p>
         </w:tc>
@@ -1247,44 +1273,48 @@
                 </m:rPr>
                 <m:t>sec</m:t>
               </m:r>
-              <m:d>
-                <m:dPr>
-                  <m:begChr m:val="("/>
-                  <m:sepChr m:val=""/>
-                  <m:endChr m:val=")"/>
-                  <m:grow/>
-                </m:dPr>
-                <m:e>
-                  <m:r>
-                    <m:t>k</m:t>
-                  </m:r>
-                  <m:r>
-                    <m:t>x</m:t>
-                  </m:r>
-                </m:e>
-              </m:d>
+              <m:r>
+                <m:rPr>
+                  <m:sty m:val="p"/>
+                </m:rPr>
+                <m:t>(</m:t>
+              </m:r>
+              <m:r>
+                <m:t>k</m:t>
+              </m:r>
+              <m:r>
+                <m:t>x</m:t>
+              </m:r>
+              <m:r>
+                <m:rPr>
+                  <m:sty m:val="p"/>
+                </m:rPr>
+                <m:t>)</m:t>
+              </m:r>
               <m:r>
                 <m:rPr>
                   <m:sty m:val="p"/>
                 </m:rPr>
                 <m:t>tan</m:t>
               </m:r>
-              <m:d>
-                <m:dPr>
-                  <m:begChr m:val="("/>
-                  <m:sepChr m:val=""/>
-                  <m:endChr m:val=")"/>
-                  <m:grow/>
-                </m:dPr>
-                <m:e>
-                  <m:r>
-                    <m:t>k</m:t>
-                  </m:r>
-                  <m:r>
-                    <m:t>x</m:t>
-                  </m:r>
-                </m:e>
-              </m:d>
+              <m:r>
+                <m:rPr>
+                  <m:sty m:val="p"/>
+                </m:rPr>
+                <m:t>(</m:t>
+              </m:r>
+              <m:r>
+                <m:t>k</m:t>
+              </m:r>
+              <m:r>
+                <m:t>x</m:t>
+              </m:r>
+              <m:r>
+                <m:rPr>
+                  <m:sty m:val="p"/>
+                </m:rPr>
+                <m:t>)</m:t>
+              </m:r>
             </m:oMath>
           </w:p>
         </w:tc>
@@ -1307,22 +1337,24 @@
                 </m:rPr>
                 <m:t>csc</m:t>
               </m:r>
-              <m:d>
-                <m:dPr>
-                  <m:begChr m:val="("/>
-                  <m:sepChr m:val=""/>
-                  <m:endChr m:val=")"/>
-                  <m:grow/>
-                </m:dPr>
-                <m:e>
-                  <m:r>
-                    <m:t>k</m:t>
-                  </m:r>
-                  <m:r>
-                    <m:t>x</m:t>
-                  </m:r>
-                </m:e>
-              </m:d>
+              <m:r>
+                <m:rPr>
+                  <m:sty m:val="p"/>
+                </m:rPr>
+                <m:t>(</m:t>
+              </m:r>
+              <m:r>
+                <m:t>k</m:t>
+              </m:r>
+              <m:r>
+                <m:t>x</m:t>
+              </m:r>
+              <m:r>
+                <m:rPr>
+                  <m:sty m:val="p"/>
+                </m:rPr>
+                <m:t>)</m:t>
+              </m:r>
             </m:oMath>
           </w:p>
         </w:tc>
@@ -1352,51 +1384,55 @@
                 </m:rPr>
                 <m:t>csc</m:t>
               </m:r>
-              <m:d>
-                <m:dPr>
-                  <m:begChr m:val="("/>
-                  <m:sepChr m:val=""/>
-                  <m:endChr m:val=")"/>
-                  <m:grow/>
-                </m:dPr>
-                <m:e>
-                  <m:r>
-                    <m:t>k</m:t>
-                  </m:r>
-                  <m:r>
-                    <m:t>x</m:t>
-                  </m:r>
-                </m:e>
-              </m:d>
+              <m:r>
+                <m:rPr>
+                  <m:sty m:val="p"/>
+                </m:rPr>
+                <m:t>(</m:t>
+              </m:r>
+              <m:r>
+                <m:t>k</m:t>
+              </m:r>
+              <m:r>
+                <m:t>x</m:t>
+              </m:r>
+              <m:r>
+                <m:rPr>
+                  <m:sty m:val="p"/>
+                </m:rPr>
+                <m:t>)</m:t>
+              </m:r>
               <m:r>
                 <m:rPr>
                   <m:sty m:val="p"/>
                 </m:rPr>
                 <m:t>cot</m:t>
               </m:r>
-              <m:d>
-                <m:dPr>
-                  <m:begChr m:val="("/>
-                  <m:sepChr m:val=""/>
-                  <m:endChr m:val=")"/>
-                  <m:grow/>
-                </m:dPr>
-                <m:e>
-                  <m:r>
-                    <m:t>k</m:t>
-                  </m:r>
-                  <m:r>
-                    <m:t>x</m:t>
-                  </m:r>
-                </m:e>
-              </m:d>
+              <m:r>
+                <m:rPr>
+                  <m:sty m:val="p"/>
+                </m:rPr>
+                <m:t>(</m:t>
+              </m:r>
+              <m:r>
+                <m:t>k</m:t>
+              </m:r>
+              <m:r>
+                <m:t>x</m:t>
+              </m:r>
+              <m:r>
+                <m:rPr>
+                  <m:sty m:val="p"/>
+                </m:rPr>
+                <m:t>)</m:t>
+              </m:r>
             </m:oMath>
           </w:p>
         </w:tc>
       </w:tr>
     </w:tbl>
-    <w:bookmarkEnd w:id="21"/>
-    <w:bookmarkStart w:id="22" w:name="X93dd99da873945e12b7964d171c8b9fcef71788"/>
+    <w:bookmarkEnd w:id="10"/>
+    <w:bookmarkStart w:id="11" w:name="X93dd99da873945e12b7964d171c8b9fcef71788"/>
     <w:p>
       <w:pPr>
         <w:pStyle w:val="Heading2"/>
@@ -1499,22 +1535,24 @@
                   </m:r>
                 </m:sup>
               </m:sSup>
-              <m:d>
-                <m:dPr>
-                  <m:begChr m:val="("/>
-                  <m:sepChr m:val=""/>
-                  <m:endChr m:val=")"/>
-                  <m:grow/>
-                </m:dPr>
-                <m:e>
-                  <m:r>
-                    <m:t>k</m:t>
-                  </m:r>
-                  <m:r>
-                    <m:t>x</m:t>
-                  </m:r>
-                </m:e>
-              </m:d>
+              <m:r>
+                <m:rPr>
+                  <m:sty m:val="p"/>
+                </m:rPr>
+                <m:t>(</m:t>
+              </m:r>
+              <m:r>
+                <m:t>k</m:t>
+              </m:r>
+              <m:r>
+                <m:t>x</m:t>
+              </m:r>
+              <m:r>
+                <m:rPr>
+                  <m:sty m:val="p"/>
+                </m:rPr>
+                <m:t>)</m:t>
+              </m:r>
             </m:oMath>
           </w:p>
         </w:tc>
@@ -1697,22 +1735,24 @@
                   </m:r>
                 </m:sup>
               </m:sSup>
-              <m:d>
-                <m:dPr>
-                  <m:begChr m:val="("/>
-                  <m:sepChr m:val=""/>
-                  <m:endChr m:val=")"/>
-                  <m:grow/>
-                </m:dPr>
-                <m:e>
-                  <m:r>
-                    <m:t>k</m:t>
-                  </m:r>
-                  <m:r>
-                    <m:t>x</m:t>
-                  </m:r>
-                </m:e>
-              </m:d>
+              <m:r>
+                <m:rPr>
+                  <m:sty m:val="p"/>
+                </m:rPr>
+                <m:t>(</m:t>
+              </m:r>
+              <m:r>
+                <m:t>k</m:t>
+              </m:r>
+              <m:r>
+                <m:t>x</m:t>
+              </m:r>
+              <m:r>
+                <m:rPr>
+                  <m:sty m:val="p"/>
+                </m:rPr>
+                <m:t>)</m:t>
+              </m:r>
             </m:oMath>
           </w:p>
         </w:tc>
@@ -1901,22 +1941,24 @@
                   </m:r>
                 </m:sup>
               </m:sSup>
-              <m:d>
-                <m:dPr>
-                  <m:begChr m:val="("/>
-                  <m:sepChr m:val=""/>
-                  <m:endChr m:val=")"/>
-                  <m:grow/>
-                </m:dPr>
-                <m:e>
-                  <m:r>
-                    <m:t>k</m:t>
-                  </m:r>
-                  <m:r>
-                    <m:t>x</m:t>
-                  </m:r>
-                </m:e>
-              </m:d>
+              <m:r>
+                <m:rPr>
+                  <m:sty m:val="p"/>
+                </m:rPr>
+                <m:t>(</m:t>
+              </m:r>
+              <m:r>
+                <m:t>k</m:t>
+              </m:r>
+              <m:r>
+                <m:t>x</m:t>
+              </m:r>
+              <m:r>
+                <m:rPr>
+                  <m:sty m:val="p"/>
+                </m:rPr>
+                <m:t>)</m:t>
+              </m:r>
             </m:oMath>
           </w:p>
         </w:tc>
@@ -2004,8 +2046,8 @@
               </m:r>
               <m:r>
                 <m:rPr>
-                  <m:sty m:val="p"/>
                   <m:scr m:val="double-struck"/>
+                  <m:sty m:val="p"/>
                 </m:rPr>
                 <m:t>R</m:t>
               </m:r>
@@ -2046,22 +2088,24 @@
                   </m:r>
                 </m:sup>
               </m:sSup>
-              <m:d>
-                <m:dPr>
-                  <m:begChr m:val="("/>
-                  <m:sepChr m:val=""/>
-                  <m:endChr m:val=")"/>
-                  <m:grow/>
-                </m:dPr>
-                <m:e>
-                  <m:r>
-                    <m:t>k</m:t>
-                  </m:r>
-                  <m:r>
-                    <m:t>x</m:t>
-                  </m:r>
-                </m:e>
-              </m:d>
+              <m:r>
+                <m:rPr>
+                  <m:sty m:val="p"/>
+                </m:rPr>
+                <m:t>(</m:t>
+              </m:r>
+              <m:r>
+                <m:t>k</m:t>
+              </m:r>
+              <m:r>
+                <m:t>x</m:t>
+              </m:r>
+              <m:r>
+                <m:rPr>
+                  <m:sty m:val="p"/>
+                </m:rPr>
+                <m:t>)</m:t>
+              </m:r>
             </m:oMath>
           </w:p>
         </w:tc>
@@ -2155,8 +2199,8 @@
               </m:r>
               <m:r>
                 <m:rPr>
-                  <m:sty m:val="p"/>
                   <m:scr m:val="double-struck"/>
+                  <m:sty m:val="p"/>
                 </m:rPr>
                 <m:t>R</m:t>
               </m:r>
@@ -2197,22 +2241,24 @@
                   </m:r>
                 </m:sup>
               </m:sSup>
-              <m:d>
-                <m:dPr>
-                  <m:begChr m:val="("/>
-                  <m:sepChr m:val=""/>
-                  <m:endChr m:val=")"/>
-                  <m:grow/>
-                </m:dPr>
-                <m:e>
-                  <m:r>
-                    <m:t>k</m:t>
-                  </m:r>
-                  <m:r>
-                    <m:t>x</m:t>
-                  </m:r>
-                </m:e>
-              </m:d>
+              <m:r>
+                <m:rPr>
+                  <m:sty m:val="p"/>
+                </m:rPr>
+                <m:t>(</m:t>
+              </m:r>
+              <m:r>
+                <m:t>k</m:t>
+              </m:r>
+              <m:r>
+                <m:t>x</m:t>
+              </m:r>
+              <m:r>
+                <m:rPr>
+                  <m:sty m:val="p"/>
+                </m:rPr>
+                <m:t>)</m:t>
+              </m:r>
             </m:oMath>
           </w:p>
         </w:tc>
@@ -2234,19 +2280,21 @@
                   </m:r>
                 </m:num>
                 <m:den>
-                  <m:d>
-                    <m:dPr>
-                      <m:begChr m:val="|"/>
-                      <m:sepChr m:val=""/>
-                      <m:endChr m:val="|"/>
-                      <m:grow/>
-                    </m:dPr>
-                    <m:e>
-                      <m:r>
-                        <m:t>x</m:t>
-                      </m:r>
-                    </m:e>
-                  </m:d>
+                  <m:r>
+                    <m:rPr>
+                      <m:sty m:val="p"/>
+                    </m:rPr>
+                    <m:t>|</m:t>
+                  </m:r>
+                  <m:r>
+                    <m:t>x</m:t>
+                  </m:r>
+                  <m:r>
+                    <m:rPr>
+                      <m:sty m:val="p"/>
+                    </m:rPr>
+                    <m:t>|</m:t>
+                  </m:r>
                   <m:rad>
                     <m:radPr>
                       <m:degHide m:val="on"/>
@@ -2318,8 +2366,8 @@
               </m:r>
               <m:r>
                 <m:rPr>
-                  <m:sty m:val="p"/>
                   <m:scr m:val="double-struck"/>
+                  <m:sty m:val="p"/>
                 </m:rPr>
                 <m:t>R</m:t>
               </m:r>
@@ -2418,22 +2466,24 @@
                   </m:r>
                 </m:sup>
               </m:sSup>
-              <m:d>
-                <m:dPr>
-                  <m:begChr m:val="("/>
-                  <m:sepChr m:val=""/>
-                  <m:endChr m:val=")"/>
-                  <m:grow/>
-                </m:dPr>
-                <m:e>
-                  <m:r>
-                    <m:t>k</m:t>
-                  </m:r>
-                  <m:r>
-                    <m:t>x</m:t>
-                  </m:r>
-                </m:e>
-              </m:d>
+              <m:r>
+                <m:rPr>
+                  <m:sty m:val="p"/>
+                </m:rPr>
+                <m:t>(</m:t>
+              </m:r>
+              <m:r>
+                <m:t>k</m:t>
+              </m:r>
+              <m:r>
+                <m:t>x</m:t>
+              </m:r>
+              <m:r>
+                <m:rPr>
+                  <m:sty m:val="p"/>
+                </m:rPr>
+                <m:t>)</m:t>
+              </m:r>
             </m:oMath>
           </w:p>
         </w:tc>
@@ -2461,19 +2511,21 @@
                   </m:r>
                 </m:num>
                 <m:den>
-                  <m:d>
-                    <m:dPr>
-                      <m:begChr m:val="|"/>
-                      <m:sepChr m:val=""/>
-                      <m:endChr m:val="|"/>
-                      <m:grow/>
-                    </m:dPr>
-                    <m:e>
-                      <m:r>
-                        <m:t>x</m:t>
-                      </m:r>
-                    </m:e>
-                  </m:d>
+                  <m:r>
+                    <m:rPr>
+                      <m:sty m:val="p"/>
+                    </m:rPr>
+                    <m:t>|</m:t>
+                  </m:r>
+                  <m:r>
+                    <m:t>x</m:t>
+                  </m:r>
+                  <m:r>
+                    <m:rPr>
+                      <m:sty m:val="p"/>
+                    </m:rPr>
+                    <m:t>|</m:t>
+                  </m:r>
                   <m:rad>
                     <m:radPr>
                       <m:degHide m:val="on"/>
@@ -2545,8 +2597,8 @@
               </m:r>
               <m:r>
                 <m:rPr>
-                  <m:sty m:val="p"/>
                   <m:scr m:val="double-struck"/>
+                  <m:sty m:val="p"/>
                 </m:rPr>
                 <m:t>R</m:t>
               </m:r>
@@ -2613,8 +2665,8 @@
         </w:tc>
       </w:tr>
     </w:tbl>
-    <w:bookmarkEnd w:id="22"/>
-    <w:bookmarkStart w:id="23" w:name="derivatives-of-hyperbolic-functions"/>
+    <w:bookmarkEnd w:id="11"/>
+    <w:bookmarkStart w:id="12" w:name="derivatives-of-hyperbolic-functions"/>
     <w:p>
       <w:pPr>
         <w:pStyle w:val="Heading2"/>
@@ -2689,22 +2741,24 @@
                 </m:rPr>
                 <m:t>sinh</m:t>
               </m:r>
-              <m:d>
-                <m:dPr>
-                  <m:begChr m:val="("/>
-                  <m:sepChr m:val=""/>
-                  <m:endChr m:val=")"/>
-                  <m:grow/>
-                </m:dPr>
-                <m:e>
-                  <m:r>
-                    <m:t>k</m:t>
-                  </m:r>
-                  <m:r>
-                    <m:t>x</m:t>
-                  </m:r>
-                </m:e>
-              </m:d>
+              <m:r>
+                <m:rPr>
+                  <m:sty m:val="p"/>
+                </m:rPr>
+                <m:t>(</m:t>
+              </m:r>
+              <m:r>
+                <m:t>k</m:t>
+              </m:r>
+              <m:r>
+                <m:t>x</m:t>
+              </m:r>
+              <m:r>
+                <m:rPr>
+                  <m:sty m:val="p"/>
+                </m:rPr>
+                <m:t>)</m:t>
+              </m:r>
             </m:oMath>
           </w:p>
         </w:tc>
@@ -2728,22 +2782,24 @@
                 </m:rPr>
                 <m:t>cosh</m:t>
               </m:r>
-              <m:d>
-                <m:dPr>
-                  <m:begChr m:val="("/>
-                  <m:sepChr m:val=""/>
-                  <m:endChr m:val=")"/>
-                  <m:grow/>
-                </m:dPr>
-                <m:e>
-                  <m:r>
-                    <m:t>k</m:t>
-                  </m:r>
-                  <m:r>
-                    <m:t>x</m:t>
-                  </m:r>
-                </m:e>
-              </m:d>
+              <m:r>
+                <m:rPr>
+                  <m:sty m:val="p"/>
+                </m:rPr>
+                <m:t>(</m:t>
+              </m:r>
+              <m:r>
+                <m:t>k</m:t>
+              </m:r>
+              <m:r>
+                <m:t>x</m:t>
+              </m:r>
+              <m:r>
+                <m:rPr>
+                  <m:sty m:val="p"/>
+                </m:rPr>
+                <m:t>)</m:t>
+              </m:r>
             </m:oMath>
           </w:p>
         </w:tc>
@@ -2766,22 +2822,24 @@
                 </m:rPr>
                 <m:t>cosh</m:t>
               </m:r>
-              <m:d>
-                <m:dPr>
-                  <m:begChr m:val="("/>
-                  <m:sepChr m:val=""/>
-                  <m:endChr m:val=")"/>
-                  <m:grow/>
-                </m:dPr>
-                <m:e>
-                  <m:r>
-                    <m:t>k</m:t>
-                  </m:r>
-                  <m:r>
-                    <m:t>x</m:t>
-                  </m:r>
-                </m:e>
-              </m:d>
+              <m:r>
+                <m:rPr>
+                  <m:sty m:val="p"/>
+                </m:rPr>
+                <m:t>(</m:t>
+              </m:r>
+              <m:r>
+                <m:t>k</m:t>
+              </m:r>
+              <m:r>
+                <m:t>x</m:t>
+              </m:r>
+              <m:r>
+                <m:rPr>
+                  <m:sty m:val="p"/>
+                </m:rPr>
+                <m:t>)</m:t>
+              </m:r>
             </m:oMath>
           </w:p>
         </w:tc>
@@ -2805,22 +2863,24 @@
                 </m:rPr>
                 <m:t>sinh</m:t>
               </m:r>
-              <m:d>
-                <m:dPr>
-                  <m:begChr m:val="("/>
-                  <m:sepChr m:val=""/>
-                  <m:endChr m:val=")"/>
-                  <m:grow/>
-                </m:dPr>
-                <m:e>
-                  <m:r>
-                    <m:t>k</m:t>
-                  </m:r>
-                  <m:r>
-                    <m:t>x</m:t>
-                  </m:r>
-                </m:e>
-              </m:d>
+              <m:r>
+                <m:rPr>
+                  <m:sty m:val="p"/>
+                </m:rPr>
+                <m:t>(</m:t>
+              </m:r>
+              <m:r>
+                <m:t>k</m:t>
+              </m:r>
+              <m:r>
+                <m:t>x</m:t>
+              </m:r>
+              <m:r>
+                <m:rPr>
+                  <m:sty m:val="p"/>
+                </m:rPr>
+                <m:t>)</m:t>
+              </m:r>
             </m:oMath>
           </w:p>
         </w:tc>
@@ -2843,22 +2903,24 @@
                 </m:rPr>
                 <m:t>tanh</m:t>
               </m:r>
-              <m:d>
-                <m:dPr>
-                  <m:begChr m:val="("/>
-                  <m:sepChr m:val=""/>
-                  <m:endChr m:val=")"/>
-                  <m:grow/>
-                </m:dPr>
-                <m:e>
-                  <m:r>
-                    <m:t>k</m:t>
-                  </m:r>
-                  <m:r>
-                    <m:t>x</m:t>
-                  </m:r>
-                </m:e>
-              </m:d>
+              <m:r>
+                <m:rPr>
+                  <m:sty m:val="p"/>
+                </m:rPr>
+                <m:t>(</m:t>
+              </m:r>
+              <m:r>
+                <m:t>k</m:t>
+              </m:r>
+              <m:r>
+                <m:t>x</m:t>
+              </m:r>
+              <m:r>
+                <m:rPr>
+                  <m:sty m:val="p"/>
+                </m:rPr>
+                <m:t>)</m:t>
+              </m:r>
             </m:oMath>
           </w:p>
         </w:tc>
@@ -2895,22 +2957,24 @@
                   </m:r>
                 </m:sup>
               </m:sSup>
-              <m:d>
-                <m:dPr>
-                  <m:begChr m:val="("/>
-                  <m:sepChr m:val=""/>
-                  <m:endChr m:val=")"/>
-                  <m:grow/>
-                </m:dPr>
-                <m:e>
-                  <m:r>
-                    <m:t>k</m:t>
-                  </m:r>
-                  <m:r>
-                    <m:t>x</m:t>
-                  </m:r>
-                </m:e>
-              </m:d>
+              <m:r>
+                <m:rPr>
+                  <m:sty m:val="p"/>
+                </m:rPr>
+                <m:t>(</m:t>
+              </m:r>
+              <m:r>
+                <m:t>k</m:t>
+              </m:r>
+              <m:r>
+                <m:t>x</m:t>
+              </m:r>
+              <m:r>
+                <m:rPr>
+                  <m:sty m:val="p"/>
+                </m:rPr>
+                <m:t>)</m:t>
+              </m:r>
             </m:oMath>
           </w:p>
         </w:tc>
@@ -2937,22 +3001,24 @@
                 </m:rPr>
                 <m:t>coth</m:t>
               </m:r>
-              <m:d>
-                <m:dPr>
-                  <m:begChr m:val="("/>
-                  <m:sepChr m:val=""/>
-                  <m:endChr m:val=")"/>
-                  <m:grow/>
-                </m:dPr>
-                <m:e>
-                  <m:r>
-                    <m:t>k</m:t>
-                  </m:r>
-                  <m:r>
-                    <m:t>x</m:t>
-                  </m:r>
-                </m:e>
-              </m:d>
+              <m:r>
+                <m:rPr>
+                  <m:sty m:val="p"/>
+                </m:rPr>
+                <m:t>(</m:t>
+              </m:r>
+              <m:r>
+                <m:t>k</m:t>
+              </m:r>
+              <m:r>
+                <m:t>x</m:t>
+              </m:r>
+              <m:r>
+                <m:rPr>
+                  <m:sty m:val="p"/>
+                </m:rPr>
+                <m:t>)</m:t>
+              </m:r>
             </m:oMath>
           </w:p>
         </w:tc>
@@ -2995,22 +3061,24 @@
                   </m:r>
                 </m:sup>
               </m:sSup>
-              <m:d>
-                <m:dPr>
-                  <m:begChr m:val="("/>
-                  <m:sepChr m:val=""/>
-                  <m:endChr m:val=")"/>
-                  <m:grow/>
-                </m:dPr>
-                <m:e>
-                  <m:r>
-                    <m:t>k</m:t>
-                  </m:r>
-                  <m:r>
-                    <m:t>x</m:t>
-                  </m:r>
-                </m:e>
-              </m:d>
+              <m:r>
+                <m:rPr>
+                  <m:sty m:val="p"/>
+                </m:rPr>
+                <m:t>(</m:t>
+              </m:r>
+              <m:r>
+                <m:t>k</m:t>
+              </m:r>
+              <m:r>
+                <m:t>x</m:t>
+              </m:r>
+              <m:r>
+                <m:rPr>
+                  <m:sty m:val="p"/>
+                </m:rPr>
+                <m:t>)</m:t>
+              </m:r>
             </m:oMath>
           </w:p>
         </w:tc>
@@ -3037,22 +3105,24 @@
                 </m:rPr>
                 <m:t>sech</m:t>
               </m:r>
-              <m:d>
-                <m:dPr>
-                  <m:begChr m:val="("/>
-                  <m:sepChr m:val=""/>
-                  <m:endChr m:val=")"/>
-                  <m:grow/>
-                </m:dPr>
-                <m:e>
-                  <m:r>
-                    <m:t>k</m:t>
-                  </m:r>
-                  <m:r>
-                    <m:t>x</m:t>
-                  </m:r>
-                </m:e>
-              </m:d>
+              <m:r>
+                <m:rPr>
+                  <m:sty m:val="p"/>
+                </m:rPr>
+                <m:t>(</m:t>
+              </m:r>
+              <m:r>
+                <m:t>k</m:t>
+              </m:r>
+              <m:r>
+                <m:t>x</m:t>
+              </m:r>
+              <m:r>
+                <m:rPr>
+                  <m:sty m:val="p"/>
+                </m:rPr>
+                <m:t>)</m:t>
+              </m:r>
             </m:oMath>
           </w:p>
         </w:tc>
@@ -3086,22 +3156,24 @@
                 </m:rPr>
                 <m:t>sech</m:t>
               </m:r>
-              <m:d>
-                <m:dPr>
-                  <m:begChr m:val="("/>
-                  <m:sepChr m:val=""/>
-                  <m:endChr m:val=")"/>
-                  <m:grow/>
-                </m:dPr>
-                <m:e>
-                  <m:r>
-                    <m:t>k</m:t>
-                  </m:r>
-                  <m:r>
-                    <m:t>x</m:t>
-                  </m:r>
-                </m:e>
-              </m:d>
+              <m:r>
+                <m:rPr>
+                  <m:sty m:val="p"/>
+                </m:rPr>
+                <m:t>(</m:t>
+              </m:r>
+              <m:r>
+                <m:t>k</m:t>
+              </m:r>
+              <m:r>
+                <m:t>x</m:t>
+              </m:r>
+              <m:r>
+                <m:rPr>
+                  <m:sty m:val="p"/>
+                </m:rPr>
+                <m:t>)</m:t>
+              </m:r>
               <m:r>
                 <m:t> </m:t>
               </m:r>
@@ -3112,22 +3184,24 @@
                 </m:rPr>
                 <m:t>tanh</m:t>
               </m:r>
-              <m:d>
-                <m:dPr>
-                  <m:begChr m:val="("/>
-                  <m:sepChr m:val=""/>
-                  <m:endChr m:val=")"/>
-                  <m:grow/>
-                </m:dPr>
-                <m:e>
-                  <m:r>
-                    <m:t>k</m:t>
-                  </m:r>
-                  <m:r>
-                    <m:t>x</m:t>
-                  </m:r>
-                </m:e>
-              </m:d>
+              <m:r>
+                <m:rPr>
+                  <m:sty m:val="p"/>
+                </m:rPr>
+                <m:t>(</m:t>
+              </m:r>
+              <m:r>
+                <m:t>k</m:t>
+              </m:r>
+              <m:r>
+                <m:t>x</m:t>
+              </m:r>
+              <m:r>
+                <m:rPr>
+                  <m:sty m:val="p"/>
+                </m:rPr>
+                <m:t>)</m:t>
+              </m:r>
             </m:oMath>
           </w:p>
         </w:tc>
@@ -3154,22 +3228,24 @@
                 </m:rPr>
                 <m:t>csch</m:t>
               </m:r>
-              <m:d>
-                <m:dPr>
-                  <m:begChr m:val="("/>
-                  <m:sepChr m:val=""/>
-                  <m:endChr m:val=")"/>
-                  <m:grow/>
-                </m:dPr>
-                <m:e>
-                  <m:r>
-                    <m:t>k</m:t>
-                  </m:r>
-                  <m:r>
-                    <m:t>x</m:t>
-                  </m:r>
-                </m:e>
-              </m:d>
+              <m:r>
+                <m:rPr>
+                  <m:sty m:val="p"/>
+                </m:rPr>
+                <m:t>(</m:t>
+              </m:r>
+              <m:r>
+                <m:t>k</m:t>
+              </m:r>
+              <m:r>
+                <m:t>x</m:t>
+              </m:r>
+              <m:r>
+                <m:rPr>
+                  <m:sty m:val="p"/>
+                </m:rPr>
+                <m:t>)</m:t>
+              </m:r>
             </m:oMath>
           </w:p>
         </w:tc>
@@ -3203,22 +3279,24 @@
                 </m:rPr>
                 <m:t>csch</m:t>
               </m:r>
-              <m:d>
-                <m:dPr>
-                  <m:begChr m:val="("/>
-                  <m:sepChr m:val=""/>
-                  <m:endChr m:val=")"/>
-                  <m:grow/>
-                </m:dPr>
-                <m:e>
-                  <m:r>
-                    <m:t>k</m:t>
-                  </m:r>
-                  <m:r>
-                    <m:t>x</m:t>
-                  </m:r>
-                </m:e>
-              </m:d>
+              <m:r>
+                <m:rPr>
+                  <m:sty m:val="p"/>
+                </m:rPr>
+                <m:t>(</m:t>
+              </m:r>
+              <m:r>
+                <m:t>k</m:t>
+              </m:r>
+              <m:r>
+                <m:t>x</m:t>
+              </m:r>
+              <m:r>
+                <m:rPr>
+                  <m:sty m:val="p"/>
+                </m:rPr>
+                <m:t>)</m:t>
+              </m:r>
               <m:r>
                 <m:t> </m:t>
               </m:r>
@@ -3229,29 +3307,31 @@
                 </m:rPr>
                 <m:t>coth</m:t>
               </m:r>
-              <m:d>
-                <m:dPr>
-                  <m:begChr m:val="("/>
-                  <m:sepChr m:val=""/>
-                  <m:endChr m:val=")"/>
-                  <m:grow/>
-                </m:dPr>
-                <m:e>
-                  <m:r>
-                    <m:t>k</m:t>
-                  </m:r>
-                  <m:r>
-                    <m:t>x</m:t>
-                  </m:r>
-                </m:e>
-              </m:d>
+              <m:r>
+                <m:rPr>
+                  <m:sty m:val="p"/>
+                </m:rPr>
+                <m:t>(</m:t>
+              </m:r>
+              <m:r>
+                <m:t>k</m:t>
+              </m:r>
+              <m:r>
+                <m:t>x</m:t>
+              </m:r>
+              <m:r>
+                <m:rPr>
+                  <m:sty m:val="p"/>
+                </m:rPr>
+                <m:t>)</m:t>
+              </m:r>
             </m:oMath>
           </w:p>
         </w:tc>
       </w:tr>
     </w:tbl>
-    <w:bookmarkEnd w:id="23"/>
-    <w:bookmarkStart w:id="24" w:name="Xc20ec7cad16b5d391172b970f26aa7de29478ad"/>
+    <w:bookmarkEnd w:id="12"/>
+    <w:bookmarkStart w:id="13" w:name="Xc20ec7cad16b5d391172b970f26aa7de29478ad"/>
     <w:p>
       <w:pPr>
         <w:pStyle w:val="Heading2"/>
@@ -3385,22 +3465,24 @@
                   </m:r>
                 </m:sup>
               </m:sSup>
-              <m:d>
-                <m:dPr>
-                  <m:begChr m:val="("/>
-                  <m:sepChr m:val=""/>
-                  <m:endChr m:val=")"/>
-                  <m:grow/>
-                </m:dPr>
-                <m:e>
-                  <m:r>
-                    <m:t>k</m:t>
-                  </m:r>
-                  <m:r>
-                    <m:t>x</m:t>
-                  </m:r>
-                </m:e>
-              </m:d>
+              <m:r>
+                <m:rPr>
+                  <m:sty m:val="p"/>
+                </m:rPr>
+                <m:t>(</m:t>
+              </m:r>
+              <m:r>
+                <m:t>k</m:t>
+              </m:r>
+              <m:r>
+                <m:t>x</m:t>
+              </m:r>
+              <m:r>
+                <m:rPr>
+                  <m:sty m:val="p"/>
+                </m:rPr>
+                <m:t>)</m:t>
+              </m:r>
             </m:oMath>
           </w:p>
         </w:tc>
@@ -3513,22 +3595,24 @@
                   </m:r>
                 </m:sup>
               </m:sSup>
-              <m:d>
-                <m:dPr>
-                  <m:begChr m:val="("/>
-                  <m:sepChr m:val=""/>
-                  <m:endChr m:val=")"/>
-                  <m:grow/>
-                </m:dPr>
-                <m:e>
-                  <m:r>
-                    <m:t>k</m:t>
-                  </m:r>
-                  <m:r>
-                    <m:t>x</m:t>
-                  </m:r>
-                </m:e>
-              </m:d>
+              <m:r>
+                <m:rPr>
+                  <m:sty m:val="p"/>
+                </m:rPr>
+                <m:t>(</m:t>
+              </m:r>
+              <m:r>
+                <m:t>k</m:t>
+              </m:r>
+              <m:r>
+                <m:t>x</m:t>
+              </m:r>
+              <m:r>
+                <m:rPr>
+                  <m:sty m:val="p"/>
+                </m:rPr>
+                <m:t>)</m:t>
+              </m:r>
             </m:oMath>
           </w:p>
         </w:tc>
@@ -3671,22 +3755,24 @@
                   </m:r>
                 </m:sup>
               </m:sSup>
-              <m:d>
-                <m:dPr>
-                  <m:begChr m:val="("/>
-                  <m:sepChr m:val=""/>
-                  <m:endChr m:val=")"/>
-                  <m:grow/>
-                </m:dPr>
-                <m:e>
-                  <m:r>
-                    <m:t>k</m:t>
-                  </m:r>
-                  <m:r>
-                    <m:t>x</m:t>
-                  </m:r>
-                </m:e>
-              </m:d>
+              <m:r>
+                <m:rPr>
+                  <m:sty m:val="p"/>
+                </m:rPr>
+                <m:t>(</m:t>
+              </m:r>
+              <m:r>
+                <m:t>k</m:t>
+              </m:r>
+              <m:r>
+                <m:t>x</m:t>
+              </m:r>
+              <m:r>
+                <m:rPr>
+                  <m:sty m:val="p"/>
+                </m:rPr>
+                <m:t>)</m:t>
+              </m:r>
             </m:oMath>
           </w:p>
         </w:tc>
@@ -3795,22 +3881,24 @@
                   </m:r>
                 </m:sup>
               </m:sSup>
-              <m:d>
-                <m:dPr>
-                  <m:begChr m:val="("/>
-                  <m:sepChr m:val=""/>
-                  <m:endChr m:val=")"/>
-                  <m:grow/>
-                </m:dPr>
-                <m:e>
-                  <m:r>
-                    <m:t>k</m:t>
-                  </m:r>
-                  <m:r>
-                    <m:t>x</m:t>
-                  </m:r>
-                </m:e>
-              </m:d>
+              <m:r>
+                <m:rPr>
+                  <m:sty m:val="p"/>
+                </m:rPr>
+                <m:t>(</m:t>
+              </m:r>
+              <m:r>
+                <m:t>k</m:t>
+              </m:r>
+              <m:r>
+                <m:t>x</m:t>
+              </m:r>
+              <m:r>
+                <m:rPr>
+                  <m:sty m:val="p"/>
+                </m:rPr>
+                <m:t>)</m:t>
+              </m:r>
             </m:oMath>
           </w:p>
         </w:tc>
@@ -3919,22 +4007,24 @@
                   </m:r>
                 </m:sup>
               </m:sSup>
-              <m:d>
-                <m:dPr>
-                  <m:begChr m:val="("/>
-                  <m:sepChr m:val=""/>
-                  <m:endChr m:val=")"/>
-                  <m:grow/>
-                </m:dPr>
-                <m:e>
-                  <m:r>
-                    <m:t>k</m:t>
-                  </m:r>
-                  <m:r>
-                    <m:t>x</m:t>
-                  </m:r>
-                </m:e>
-              </m:d>
+              <m:r>
+                <m:rPr>
+                  <m:sty m:val="p"/>
+                </m:rPr>
+                <m:t>(</m:t>
+              </m:r>
+              <m:r>
+                <m:t>k</m:t>
+              </m:r>
+              <m:r>
+                <m:t>x</m:t>
+              </m:r>
+              <m:r>
+                <m:rPr>
+                  <m:sty m:val="p"/>
+                </m:rPr>
+                <m:t>)</m:t>
+              </m:r>
             </m:oMath>
           </w:p>
         </w:tc>
@@ -4090,22 +4180,24 @@
                   </m:r>
                 </m:sup>
               </m:sSup>
-              <m:d>
-                <m:dPr>
-                  <m:begChr m:val="("/>
-                  <m:sepChr m:val=""/>
-                  <m:endChr m:val=")"/>
-                  <m:grow/>
-                </m:dPr>
-                <m:e>
-                  <m:r>
-                    <m:t>k</m:t>
-                  </m:r>
-                  <m:r>
-                    <m:t>x</m:t>
-                  </m:r>
-                </m:e>
-              </m:d>
+              <m:r>
+                <m:rPr>
+                  <m:sty m:val="p"/>
+                </m:rPr>
+                <m:t>(</m:t>
+              </m:r>
+              <m:r>
+                <m:t>k</m:t>
+              </m:r>
+              <m:r>
+                <m:t>x</m:t>
+              </m:r>
+              <m:r>
+                <m:rPr>
+                  <m:sty m:val="p"/>
+                </m:rPr>
+                <m:t>)</m:t>
+              </m:r>
             </m:oMath>
           </w:p>
         </w:tc>
@@ -4136,19 +4228,21 @@
                   </m:r>
                 </m:num>
                 <m:den>
-                  <m:d>
-                    <m:dPr>
-                      <m:begChr m:val="|"/>
-                      <m:sepChr m:val=""/>
-                      <m:endChr m:val="|"/>
-                      <m:grow/>
-                    </m:dPr>
-                    <m:e>
-                      <m:r>
-                        <m:t>x</m:t>
-                      </m:r>
-                    </m:e>
-                  </m:d>
+                  <m:r>
+                    <m:rPr>
+                      <m:sty m:val="p"/>
+                    </m:rPr>
+                    <m:t>|</m:t>
+                  </m:r>
+                  <m:r>
+                    <m:t>x</m:t>
+                  </m:r>
+                  <m:r>
+                    <m:rPr>
+                      <m:sty m:val="p"/>
+                    </m:rPr>
+                    <m:t>|</m:t>
+                  </m:r>
                   <m:rad>
                     <m:radPr>
                       <m:degHide m:val="on"/>
@@ -4219,8 +4313,8 @@
         </w:pict>
       </w:r>
     </w:p>
-    <w:bookmarkEnd w:id="24"/>
-    <w:bookmarkStart w:id="28" w:name="further-reading"/>
+    <w:bookmarkEnd w:id="13"/>
+    <w:bookmarkStart w:id="17" w:name="further-reading"/>
     <w:p>
       <w:pPr>
         <w:pStyle w:val="Heading1"/>
@@ -4239,7 +4333,7 @@
       <w:r>
         <w:t xml:space="preserve"> </w:t>
       </w:r>
-      <w:hyperlink r:id="rId25">
+      <w:hyperlink r:id="rId14">
         <w:r>
           <w:rPr>
             <w:rStyle w:val="Hyperlink"/>
@@ -4254,7 +4348,7 @@
         <w:t xml:space="preserve">and [Proof: Derivatives of other common functions].</w:t>
       </w:r>
     </w:p>
-    <w:bookmarkStart w:id="27" w:name="version-history"/>
+    <w:bookmarkStart w:id="16" w:name="version-history"/>
     <w:p>
       <w:pPr>
         <w:pStyle w:val="Heading2"/>
@@ -4275,7 +4369,7 @@
       <w:pPr>
         <w:pStyle w:val="BodyText"/>
       </w:pPr>
-      <w:hyperlink r:id="rId26">
+      <w:hyperlink r:id="rId15">
         <w:r>
           <w:rPr>
             <w:rStyle w:val="Hyperlink"/>
@@ -4284,8 +4378,8 @@
         </w:r>
       </w:hyperlink>
     </w:p>
-    <w:bookmarkEnd w:id="27"/>
-    <w:bookmarkEnd w:id="28"/>
+    <w:bookmarkEnd w:id="16"/>
+    <w:bookmarkEnd w:id="17"/>
     <w:sectPr>
       <w:pgSz w:h="15840" w:w="12240"/>
       <w:pgMar w:bottom="1440" w:footer="720" w:gutter="0" w:header="720" w:left="1440" w:right="1440" w:top="1440"/>
